--- a/Relatório Lab 01 - Experimentação de Software.docx
+++ b/Relatório Lab 01 - Experimentação de Software.docx
@@ -6,73 +6,10 @@
       <w:pPr>
         <w:rPr>
           <w:rFonts w:ascii="Arial" w:cs="Arial" w:eastAsia="Arial" w:hAnsi="Arial"/>
-        </w:rPr>
-      </w:pPr>
-      <w:r>
-        <w:rPr>
-          <w:rFonts w:ascii="Arial" w:cs="Arial" w:eastAsia="Arial" w:hAnsi="Arial"/>
-          <w:rtl w:val="0"/>
-        </w:rPr>
-        <w:t xml:space="preserve">Elabore um documento que apresente (i) uma introdução simples com hipóteses</w:t>
-      </w:r>
-    </w:p>
-    <w:p>
-      <w:pPr>
-        <w:rPr>
-          <w:rFonts w:ascii="Arial" w:cs="Arial" w:eastAsia="Arial" w:hAnsi="Arial"/>
-        </w:rPr>
-      </w:pPr>
-      <w:r>
-        <w:rPr>
-          <w:rFonts w:ascii="Arial" w:cs="Arial" w:eastAsia="Arial" w:hAnsi="Arial"/>
-          <w:rtl w:val="0"/>
-        </w:rPr>
-        <w:t xml:space="preserve">informais; (ii) a metodologia que você utilizou para responder às questões de pesquisa;</w:t>
-      </w:r>
-    </w:p>
-    <w:p>
-      <w:pPr>
-        <w:rPr>
-          <w:rFonts w:ascii="Arial" w:cs="Arial" w:eastAsia="Arial" w:hAnsi="Arial"/>
-        </w:rPr>
-      </w:pPr>
-      <w:r>
-        <w:rPr>
-          <w:rFonts w:ascii="Arial" w:cs="Arial" w:eastAsia="Arial" w:hAnsi="Arial"/>
-          <w:rtl w:val="0"/>
-        </w:rPr>
-        <w:t xml:space="preserve">(iii) os resultados obtidos para cada uma delas; (iv) a discussão sobre o que você</w:t>
-      </w:r>
-    </w:p>
-    <w:p>
-      <w:pPr>
-        <w:rPr>
-          <w:rFonts w:ascii="Arial" w:cs="Arial" w:eastAsia="Arial" w:hAnsi="Arial"/>
-        </w:rPr>
-      </w:pPr>
-      <w:r>
-        <w:rPr>
-          <w:rFonts w:ascii="Arial" w:cs="Arial" w:eastAsia="Arial" w:hAnsi="Arial"/>
-          <w:rtl w:val="0"/>
-        </w:rPr>
-        <w:t xml:space="preserve">esperava como resultado (suas hipóteses) e os valores obtidos.</w:t>
-        <w:br w:type="textWrapping"/>
-      </w:r>
-    </w:p>
-    <w:p>
-      <w:pPr>
-        <w:pStyle w:val="Heading2"/>
-        <w:keepNext w:val="0"/>
-        <w:keepLines w:val="0"/>
-        <w:ind w:left="0" w:firstLine="0"/>
-        <w:rPr>
-          <w:rFonts w:ascii="Arial" w:cs="Arial" w:eastAsia="Arial" w:hAnsi="Arial"/>
           <w:sz w:val="34"/>
           <w:szCs w:val="34"/>
         </w:rPr>
       </w:pPr>
-      <w:bookmarkStart w:colFirst="0" w:colLast="0" w:name="_ri6hczuzwxoh" w:id="0"/>
-      <w:bookmarkEnd w:id="0"/>
       <w:r>
         <w:rPr>
           <w:rFonts w:ascii="Arial" w:cs="Arial" w:eastAsia="Arial" w:hAnsi="Arial"/>
@@ -151,29 +88,62 @@
           <w:rFonts w:ascii="Arial" w:cs="Arial" w:eastAsia="Arial" w:hAnsi="Arial"/>
         </w:rPr>
       </w:pPr>
-      <w:bookmarkStart w:colFirst="0" w:colLast="0" w:name="_pv7w602ixfcm" w:id="1"/>
+      <w:bookmarkStart w:colFirst="0" w:colLast="0" w:name="_pv7w602ixfcm" w:id="0"/>
+      <w:bookmarkEnd w:id="0"/>
+      <w:r>
+        <w:rPr>
+          <w:rFonts w:ascii="Arial" w:cs="Arial" w:eastAsia="Arial" w:hAnsi="Arial"/>
+          <w:rtl w:val="0"/>
+        </w:rPr>
+        <w:t xml:space="preserve">RQ1: Sistemas populares são maduros/antigos?</w:t>
+      </w:r>
+    </w:p>
+    <w:p>
+      <w:pPr>
+        <w:spacing w:after="240" w:before="240" w:lineRule="auto"/>
+        <w:rPr>
+          <w:rFonts w:ascii="Arial" w:cs="Arial" w:eastAsia="Arial" w:hAnsi="Arial"/>
+        </w:rPr>
+      </w:pPr>
+      <w:r>
+        <w:rPr>
+          <w:rFonts w:ascii="Arial" w:cs="Arial" w:eastAsia="Arial" w:hAnsi="Arial"/>
+          <w:rtl w:val="0"/>
+        </w:rPr>
+        <w:t xml:space="preserve">Sistemas populares tendem a ser mais antigos, visto que o GitHub é uma plataforma de relevância há vários anos.</w:t>
+      </w:r>
+    </w:p>
+    <w:p>
+      <w:pPr>
+        <w:pStyle w:val="Heading3"/>
+        <w:spacing w:after="240" w:before="240" w:lineRule="auto"/>
+        <w:rPr>
+          <w:rFonts w:ascii="Arial" w:cs="Arial" w:eastAsia="Arial" w:hAnsi="Arial"/>
+        </w:rPr>
+      </w:pPr>
+      <w:bookmarkStart w:colFirst="0" w:colLast="0" w:name="_5ct02jggqazp" w:id="1"/>
       <w:bookmarkEnd w:id="1"/>
       <w:r>
         <w:rPr>
           <w:rFonts w:ascii="Arial" w:cs="Arial" w:eastAsia="Arial" w:hAnsi="Arial"/>
           <w:rtl w:val="0"/>
         </w:rPr>
-        <w:t xml:space="preserve">RQ1: Sistemas populares são maduros/antigos?</w:t>
-      </w:r>
-    </w:p>
-    <w:p>
-      <w:pPr>
-        <w:spacing w:after="240" w:before="240" w:lineRule="auto"/>
-        <w:rPr>
-          <w:rFonts w:ascii="Arial" w:cs="Arial" w:eastAsia="Arial" w:hAnsi="Arial"/>
-        </w:rPr>
-      </w:pPr>
-      <w:r>
-        <w:rPr>
-          <w:rFonts w:ascii="Arial" w:cs="Arial" w:eastAsia="Arial" w:hAnsi="Arial"/>
-          <w:rtl w:val="0"/>
-        </w:rPr>
-        <w:t xml:space="preserve">Sistemas populares tendem a ser mais antigos, visto que o GitHub é uma plataforma de relevância há vários anos.</w:t>
+        <w:t xml:space="preserve">RQ2: Sistemas populares recebem muita contribuição externa?</w:t>
+      </w:r>
+    </w:p>
+    <w:p>
+      <w:pPr>
+        <w:spacing w:after="240" w:before="240" w:lineRule="auto"/>
+        <w:rPr>
+          <w:rFonts w:ascii="Arial" w:cs="Arial" w:eastAsia="Arial" w:hAnsi="Arial"/>
+        </w:rPr>
+      </w:pPr>
+      <w:r>
+        <w:rPr>
+          <w:rFonts w:ascii="Arial" w:cs="Arial" w:eastAsia="Arial" w:hAnsi="Arial"/>
+          <w:rtl w:val="0"/>
+        </w:rPr>
+        <w:t xml:space="preserve">Sim, pois o GitHub possui a feature “fork”: um usuário pode clonar um repositório como uma cópia do material original e realizar mudanças no mesmo da forma que desejar. Após, ele pode criar uma PR com sugestões a serem aplicadas no repo fonte, o que permite uma grande colaboração entre a comunidade.</w:t>
       </w:r>
     </w:p>
     <w:p>
@@ -184,29 +154,29 @@
           <w:rFonts w:ascii="Arial" w:cs="Arial" w:eastAsia="Arial" w:hAnsi="Arial"/>
         </w:rPr>
       </w:pPr>
-      <w:bookmarkStart w:colFirst="0" w:colLast="0" w:name="_5ct02jggqazp" w:id="2"/>
+      <w:bookmarkStart w:colFirst="0" w:colLast="0" w:name="_s6ug9hcpx7s2" w:id="2"/>
       <w:bookmarkEnd w:id="2"/>
       <w:r>
         <w:rPr>
           <w:rFonts w:ascii="Arial" w:cs="Arial" w:eastAsia="Arial" w:hAnsi="Arial"/>
           <w:rtl w:val="0"/>
         </w:rPr>
-        <w:t xml:space="preserve">RQ2: Sistemas populares recebem muita contribuição externa?</w:t>
-      </w:r>
-    </w:p>
-    <w:p>
-      <w:pPr>
-        <w:spacing w:after="240" w:before="240" w:lineRule="auto"/>
-        <w:rPr>
-          <w:rFonts w:ascii="Arial" w:cs="Arial" w:eastAsia="Arial" w:hAnsi="Arial"/>
-        </w:rPr>
-      </w:pPr>
-      <w:r>
-        <w:rPr>
-          <w:rFonts w:ascii="Arial" w:cs="Arial" w:eastAsia="Arial" w:hAnsi="Arial"/>
-          <w:rtl w:val="0"/>
-        </w:rPr>
-        <w:t xml:space="preserve">Sim, pois o GitHub possui a feature “fork”: um usuário pode clonar um repositório como uma cópia do material original e realizar mudanças no mesmo da forma que desejar. Após, ele pode criar uma PR com sugestões a serem aplicadas no repo fonte, o que permite uma grande colaboração entre a comunidade.</w:t>
+        <w:t xml:space="preserve">RQ3: Sistemas populares lançam releases com frequência?</w:t>
+      </w:r>
+    </w:p>
+    <w:p>
+      <w:pPr>
+        <w:spacing w:after="240" w:before="240" w:lineRule="auto"/>
+        <w:rPr>
+          <w:rFonts w:ascii="Arial" w:cs="Arial" w:eastAsia="Arial" w:hAnsi="Arial"/>
+        </w:rPr>
+      </w:pPr>
+      <w:r>
+        <w:rPr>
+          <w:rFonts w:ascii="Arial" w:cs="Arial" w:eastAsia="Arial" w:hAnsi="Arial"/>
+          <w:rtl w:val="0"/>
+        </w:rPr>
+        <w:t xml:space="preserve">Sistemas populares não lançam releases com frequência, pois visto a quantidade de usuários e o impacto que uma nova versão pode causar nos mesmos, a tendência é terem releases mais controladas.</w:t>
       </w:r>
     </w:p>
     <w:p>
@@ -217,29 +187,29 @@
           <w:rFonts w:ascii="Arial" w:cs="Arial" w:eastAsia="Arial" w:hAnsi="Arial"/>
         </w:rPr>
       </w:pPr>
-      <w:bookmarkStart w:colFirst="0" w:colLast="0" w:name="_s6ug9hcpx7s2" w:id="3"/>
+      <w:bookmarkStart w:colFirst="0" w:colLast="0" w:name="_gpozqn9vph33" w:id="3"/>
       <w:bookmarkEnd w:id="3"/>
       <w:r>
         <w:rPr>
           <w:rFonts w:ascii="Arial" w:cs="Arial" w:eastAsia="Arial" w:hAnsi="Arial"/>
           <w:rtl w:val="0"/>
         </w:rPr>
-        <w:t xml:space="preserve">RQ3: Sistemas populares lançam releases com frequência?</w:t>
-      </w:r>
-    </w:p>
-    <w:p>
-      <w:pPr>
-        <w:spacing w:after="240" w:before="240" w:lineRule="auto"/>
-        <w:rPr>
-          <w:rFonts w:ascii="Arial" w:cs="Arial" w:eastAsia="Arial" w:hAnsi="Arial"/>
-        </w:rPr>
-      </w:pPr>
-      <w:r>
-        <w:rPr>
-          <w:rFonts w:ascii="Arial" w:cs="Arial" w:eastAsia="Arial" w:hAnsi="Arial"/>
-          <w:rtl w:val="0"/>
-        </w:rPr>
-        <w:t xml:space="preserve">Sistemas populares não lançam releases com frequência, pois visto a quantidade de usuários e o impacto que uma nova versão pode causar nos mesmos, a tendência é terem releases mais controladas.</w:t>
+        <w:t xml:space="preserve">RQ4: Sistemas populares são atualizados com frequência?</w:t>
+      </w:r>
+    </w:p>
+    <w:p>
+      <w:pPr>
+        <w:spacing w:after="240" w:before="240" w:lineRule="auto"/>
+        <w:rPr>
+          <w:rFonts w:ascii="Arial" w:cs="Arial" w:eastAsia="Arial" w:hAnsi="Arial"/>
+        </w:rPr>
+      </w:pPr>
+      <w:r>
+        <w:rPr>
+          <w:rFonts w:ascii="Arial" w:cs="Arial" w:eastAsia="Arial" w:hAnsi="Arial"/>
+          <w:rtl w:val="0"/>
+        </w:rPr>
+        <w:t xml:space="preserve">Sim. Com diversos contribuidores e a possibilidade de propor novas mudanças facilmente, sistemas populares podem sofrer atualizações de forma rápida, ainda que essas mudanças não sejam liberadas de imediato aos usuários.</w:t>
       </w:r>
     </w:p>
     <w:p>
@@ -250,29 +220,29 @@
           <w:rFonts w:ascii="Arial" w:cs="Arial" w:eastAsia="Arial" w:hAnsi="Arial"/>
         </w:rPr>
       </w:pPr>
-      <w:bookmarkStart w:colFirst="0" w:colLast="0" w:name="_gpozqn9vph33" w:id="4"/>
+      <w:bookmarkStart w:colFirst="0" w:colLast="0" w:name="_egzftjt2t0g4" w:id="4"/>
       <w:bookmarkEnd w:id="4"/>
       <w:r>
         <w:rPr>
           <w:rFonts w:ascii="Arial" w:cs="Arial" w:eastAsia="Arial" w:hAnsi="Arial"/>
           <w:rtl w:val="0"/>
         </w:rPr>
-        <w:t xml:space="preserve">RQ4: Sistemas populares são atualizados com frequência?</w:t>
-      </w:r>
-    </w:p>
-    <w:p>
-      <w:pPr>
-        <w:spacing w:after="240" w:before="240" w:lineRule="auto"/>
-        <w:rPr>
-          <w:rFonts w:ascii="Arial" w:cs="Arial" w:eastAsia="Arial" w:hAnsi="Arial"/>
-        </w:rPr>
-      </w:pPr>
-      <w:r>
-        <w:rPr>
-          <w:rFonts w:ascii="Arial" w:cs="Arial" w:eastAsia="Arial" w:hAnsi="Arial"/>
-          <w:rtl w:val="0"/>
-        </w:rPr>
-        <w:t xml:space="preserve">Sim. Com diversos contribuidores e a possibilidade de propor novas mudanças facilmente, sistemas populares podem sofrer atualizações de forma rápida, ainda que essas mudanças não sejam liberadas de imediato aos usuários.</w:t>
+        <w:t xml:space="preserve">RQ5: Sistemas populares são escritos nas linguagens mais populares?</w:t>
+      </w:r>
+    </w:p>
+    <w:p>
+      <w:pPr>
+        <w:spacing w:after="240" w:before="240" w:lineRule="auto"/>
+        <w:rPr>
+          <w:rFonts w:ascii="Arial" w:cs="Arial" w:eastAsia="Arial" w:hAnsi="Arial"/>
+        </w:rPr>
+      </w:pPr>
+      <w:r>
+        <w:rPr>
+          <w:rFonts w:ascii="Arial" w:cs="Arial" w:eastAsia="Arial" w:hAnsi="Arial"/>
+          <w:rtl w:val="0"/>
+        </w:rPr>
+        <w:t xml:space="preserve">Não, pois sistemas populares tendem a ter maior idade, e com isso, podem apresentar tecnologias mais legado, incluindo a linguagem de programação.</w:t>
       </w:r>
     </w:p>
     <w:p>
@@ -283,41 +253,8 @@
           <w:rFonts w:ascii="Arial" w:cs="Arial" w:eastAsia="Arial" w:hAnsi="Arial"/>
         </w:rPr>
       </w:pPr>
-      <w:bookmarkStart w:colFirst="0" w:colLast="0" w:name="_egzftjt2t0g4" w:id="5"/>
+      <w:bookmarkStart w:colFirst="0" w:colLast="0" w:name="_z76aq015nuse" w:id="5"/>
       <w:bookmarkEnd w:id="5"/>
-      <w:r>
-        <w:rPr>
-          <w:rFonts w:ascii="Arial" w:cs="Arial" w:eastAsia="Arial" w:hAnsi="Arial"/>
-          <w:rtl w:val="0"/>
-        </w:rPr>
-        <w:t xml:space="preserve">RQ5: Sistemas populares são escritos nas linguagens mais populares?</w:t>
-      </w:r>
-    </w:p>
-    <w:p>
-      <w:pPr>
-        <w:spacing w:after="240" w:before="240" w:lineRule="auto"/>
-        <w:rPr>
-          <w:rFonts w:ascii="Arial" w:cs="Arial" w:eastAsia="Arial" w:hAnsi="Arial"/>
-        </w:rPr>
-      </w:pPr>
-      <w:r>
-        <w:rPr>
-          <w:rFonts w:ascii="Arial" w:cs="Arial" w:eastAsia="Arial" w:hAnsi="Arial"/>
-          <w:rtl w:val="0"/>
-        </w:rPr>
-        <w:t xml:space="preserve">Não, pois sistemas populares tendem a ter maior idade, e com isso, podem apresentar tecnologias mais legado, incluindo a linguagem de programação.</w:t>
-      </w:r>
-    </w:p>
-    <w:p>
-      <w:pPr>
-        <w:pStyle w:val="Heading3"/>
-        <w:spacing w:after="240" w:before="240" w:lineRule="auto"/>
-        <w:rPr>
-          <w:rFonts w:ascii="Arial" w:cs="Arial" w:eastAsia="Arial" w:hAnsi="Arial"/>
-        </w:rPr>
-      </w:pPr>
-      <w:bookmarkStart w:colFirst="0" w:colLast="0" w:name="_z76aq015nuse" w:id="6"/>
-      <w:bookmarkEnd w:id="6"/>
       <w:r>
         <w:rPr>
           <w:rFonts w:ascii="Arial" w:cs="Arial" w:eastAsia="Arial" w:hAnsi="Arial"/>
@@ -406,8 +343,8 @@
           <w:szCs w:val="34"/>
         </w:rPr>
       </w:pPr>
-      <w:bookmarkStart w:colFirst="0" w:colLast="0" w:name="_9vjkhpri0cj6" w:id="7"/>
-      <w:bookmarkEnd w:id="7"/>
+      <w:bookmarkStart w:colFirst="0" w:colLast="0" w:name="_9vjkhpri0cj6" w:id="6"/>
+      <w:bookmarkEnd w:id="6"/>
       <w:r>
         <w:rPr>
           <w:rFonts w:ascii="Arial" w:cs="Arial" w:eastAsia="Arial" w:hAnsi="Arial"/>
@@ -444,8 +381,8 @@
           <w:szCs w:val="26"/>
         </w:rPr>
       </w:pPr>
-      <w:bookmarkStart w:colFirst="0" w:colLast="0" w:name="_gcoajhggj1p4" w:id="8"/>
-      <w:bookmarkEnd w:id="8"/>
+      <w:bookmarkStart w:colFirst="0" w:colLast="0" w:name="_gcoajhggj1p4" w:id="7"/>
+      <w:bookmarkEnd w:id="7"/>
       <w:r>
         <w:rPr>
           <w:rFonts w:ascii="Arial" w:cs="Arial" w:eastAsia="Arial" w:hAnsi="Arial"/>
@@ -668,8 +605,8 @@
           <w:szCs w:val="26"/>
         </w:rPr>
       </w:pPr>
-      <w:bookmarkStart w:colFirst="0" w:colLast="0" w:name="_pfxnfbe2iblv" w:id="9"/>
-      <w:bookmarkEnd w:id="9"/>
+      <w:bookmarkStart w:colFirst="0" w:colLast="0" w:name="_pfxnfbe2iblv" w:id="8"/>
+      <w:bookmarkEnd w:id="8"/>
       <w:r>
         <w:rPr>
           <w:rFonts w:ascii="Arial" w:cs="Arial" w:eastAsia="Arial" w:hAnsi="Arial"/>
@@ -765,8 +702,8 @@
           <w:szCs w:val="26"/>
         </w:rPr>
       </w:pPr>
-      <w:bookmarkStart w:colFirst="0" w:colLast="0" w:name="_oulkvmkwc4pd" w:id="10"/>
-      <w:bookmarkEnd w:id="10"/>
+      <w:bookmarkStart w:colFirst="0" w:colLast="0" w:name="_oulkvmkwc4pd" w:id="9"/>
+      <w:bookmarkEnd w:id="9"/>
       <w:r>
         <w:rPr>
           <w:rFonts w:ascii="Arial" w:cs="Arial" w:eastAsia="Arial" w:hAnsi="Arial"/>
@@ -1064,8 +1001,8 @@
           <w:szCs w:val="26"/>
         </w:rPr>
       </w:pPr>
-      <w:bookmarkStart w:colFirst="0" w:colLast="0" w:name="_4bzsc87nwvm7" w:id="11"/>
-      <w:bookmarkEnd w:id="11"/>
+      <w:bookmarkStart w:colFirst="0" w:colLast="0" w:name="_4bzsc87nwvm7" w:id="10"/>
+      <w:bookmarkEnd w:id="10"/>
       <w:r>
         <w:rPr>
           <w:rFonts w:ascii="Arial" w:cs="Arial" w:eastAsia="Arial" w:hAnsi="Arial"/>
@@ -1132,8 +1069,8 @@
           <w:szCs w:val="26"/>
         </w:rPr>
       </w:pPr>
-      <w:bookmarkStart w:colFirst="0" w:colLast="0" w:name="_7t36qcaegxvb" w:id="12"/>
-      <w:bookmarkEnd w:id="12"/>
+      <w:bookmarkStart w:colFirst="0" w:colLast="0" w:name="_7t36qcaegxvb" w:id="11"/>
+      <w:bookmarkEnd w:id="11"/>
       <w:r>
         <w:rPr>
           <w:rFonts w:ascii="Arial" w:cs="Arial" w:eastAsia="Arial" w:hAnsi="Arial"/>
@@ -1295,8 +1232,8 @@
           <w:szCs w:val="34"/>
         </w:rPr>
       </w:pPr>
-      <w:bookmarkStart w:colFirst="0" w:colLast="0" w:name="_ch2qelv95s1" w:id="13"/>
-      <w:bookmarkEnd w:id="13"/>
+      <w:bookmarkStart w:colFirst="0" w:colLast="0" w:name="_ch2qelv95s1" w:id="12"/>
+      <w:bookmarkEnd w:id="12"/>
       <w:r>
         <w:rPr>
           <w:rFonts w:ascii="Arial" w:cs="Arial" w:eastAsia="Arial" w:hAnsi="Arial"/>
@@ -1333,8 +1270,8 @@
           <w:szCs w:val="26"/>
         </w:rPr>
       </w:pPr>
-      <w:bookmarkStart w:colFirst="0" w:colLast="0" w:name="_ud11h2ara3aq" w:id="14"/>
-      <w:bookmarkEnd w:id="14"/>
+      <w:bookmarkStart w:colFirst="0" w:colLast="0" w:name="_ud11h2ara3aq" w:id="13"/>
+      <w:bookmarkEnd w:id="13"/>
       <w:r>
         <w:rPr>
           <w:rFonts w:ascii="Arial" w:cs="Arial" w:eastAsia="Arial" w:hAnsi="Arial"/>
@@ -1373,6 +1310,61 @@
           <w:rtl w:val="0"/>
         </w:rPr>
         <w:t xml:space="preserve">Esse valor indica que, em geral, os repositórios populares possuem uma idade relativamente elevada. Portanto, os dados sugerem que projetos populares tendem a ser mais maduros e estabelecidos, possivelmente porque tiveram mais tempo para atrair usuários e contribuições da comunidade.</w:t>
+      </w:r>
+      <w:r>
+        <w:rPr>
+          <w:rFonts w:ascii="Arial" w:cs="Arial" w:eastAsia="Arial" w:hAnsi="Arial"/>
+        </w:rPr>
+        <w:drawing>
+          <wp:inline distB="114300" distT="114300" distL="114300" distR="114300">
+            <wp:extent cx="5731200" cy="3581400"/>
+            <wp:effectExtent b="0" l="0" r="0" t="0"/>
+            <wp:docPr id="2" name="image2.png"/>
+            <a:graphic>
+              <a:graphicData uri="http://schemas.openxmlformats.org/drawingml/2006/picture">
+                <pic:pic>
+                  <pic:nvPicPr>
+                    <pic:cNvPr id="0" name="image2.png"/>
+                    <pic:cNvPicPr preferRelativeResize="0"/>
+                  </pic:nvPicPr>
+                  <pic:blipFill>
+                    <a:blip r:embed="rId6"/>
+                    <a:srcRect b="0" l="0" r="0" t="0"/>
+                    <a:stretch>
+                      <a:fillRect/>
+                    </a:stretch>
+                  </pic:blipFill>
+                  <pic:spPr>
+                    <a:xfrm>
+                      <a:off x="0" y="0"/>
+                      <a:ext cx="5731200" cy="3581400"/>
+                    </a:xfrm>
+                    <a:prstGeom prst="rect"/>
+                    <a:ln/>
+                  </pic:spPr>
+                </pic:pic>
+              </a:graphicData>
+            </a:graphic>
+          </wp:inline>
+        </w:drawing>
+      </w:r>
+      <w:r>
+        <w:rPr>
+          <w:rtl w:val="0"/>
+        </w:rPr>
+      </w:r>
+    </w:p>
+    <w:p>
+      <w:pPr>
+        <w:spacing w:after="240" w:before="240" w:lineRule="auto"/>
+        <w:rPr>
+          <w:rFonts w:ascii="Arial" w:cs="Arial" w:eastAsia="Arial" w:hAnsi="Arial"/>
+        </w:rPr>
+      </w:pPr>
+      <w:r>
+        <w:rPr>
+          <w:rtl w:val="0"/>
+        </w:rPr>
       </w:r>
     </w:p>
     <w:p>
@@ -1386,8 +1378,8 @@
           <w:szCs w:val="26"/>
         </w:rPr>
       </w:pPr>
-      <w:bookmarkStart w:colFirst="0" w:colLast="0" w:name="_5xq72t997npc" w:id="15"/>
-      <w:bookmarkEnd w:id="15"/>
+      <w:bookmarkStart w:colFirst="0" w:colLast="0" w:name="_5xq72t997npc" w:id="14"/>
+      <w:bookmarkEnd w:id="14"/>
       <w:r>
         <w:rPr>
           <w:rFonts w:ascii="Arial" w:cs="Arial" w:eastAsia="Arial" w:hAnsi="Arial"/>
@@ -1426,6 +1418,48 @@
           <w:rtl w:val="0"/>
         </w:rPr>
         <w:t xml:space="preserve">Esse valor indica que os repositórios populares recebem uma quantidade significativa de contribuições externas. Isso reforça a ideia de que projetos populares costumam possuir comunidades ativas, nas quais diversos desenvolvedores contribuem com melhorias, correções e novas funcionalidades.</w:t>
+      </w:r>
+      <w:r>
+        <w:rPr>
+          <w:rFonts w:ascii="Arial" w:cs="Arial" w:eastAsia="Arial" w:hAnsi="Arial"/>
+        </w:rPr>
+        <w:drawing>
+          <wp:inline distB="114300" distT="114300" distL="114300" distR="114300">
+            <wp:extent cx="5731200" cy="3581400"/>
+            <wp:effectExtent b="0" l="0" r="0" t="0"/>
+            <wp:docPr id="3" name="image3.png"/>
+            <a:graphic>
+              <a:graphicData uri="http://schemas.openxmlformats.org/drawingml/2006/picture">
+                <pic:pic>
+                  <pic:nvPicPr>
+                    <pic:cNvPr id="0" name="image3.png"/>
+                    <pic:cNvPicPr preferRelativeResize="0"/>
+                  </pic:nvPicPr>
+                  <pic:blipFill>
+                    <a:blip r:embed="rId7"/>
+                    <a:srcRect b="0" l="0" r="0" t="0"/>
+                    <a:stretch>
+                      <a:fillRect/>
+                    </a:stretch>
+                  </pic:blipFill>
+                  <pic:spPr>
+                    <a:xfrm>
+                      <a:off x="0" y="0"/>
+                      <a:ext cx="5731200" cy="3581400"/>
+                    </a:xfrm>
+                    <a:prstGeom prst="rect"/>
+                    <a:ln/>
+                  </pic:spPr>
+                </pic:pic>
+              </a:graphicData>
+            </a:graphic>
+          </wp:inline>
+        </w:drawing>
+      </w:r>
+      <w:r>
+        <w:rPr>
+          <w:rtl w:val="0"/>
+        </w:rPr>
       </w:r>
     </w:p>
     <w:p>
@@ -1439,8 +1473,8 @@
           <w:szCs w:val="26"/>
         </w:rPr>
       </w:pPr>
-      <w:bookmarkStart w:colFirst="0" w:colLast="0" w:name="_mj8h4dh5qp0p" w:id="16"/>
-      <w:bookmarkEnd w:id="16"/>
+      <w:bookmarkStart w:colFirst="0" w:colLast="0" w:name="_mj8h4dh5qp0p" w:id="15"/>
+      <w:bookmarkEnd w:id="15"/>
       <w:r>
         <w:rPr>
           <w:rFonts w:ascii="Arial" w:cs="Arial" w:eastAsia="Arial" w:hAnsi="Arial"/>
@@ -1479,6 +1513,48 @@
           <w:rtl w:val="0"/>
         </w:rPr>
         <w:t xml:space="preserve">Esse valor indica que muitos projetos populares possuem diversas versões lançadas ao longo do tempo. Isso sugere que, embora os releases possam ser controlados, esses projetos ainda realizam atualizações oficiais com certa regularidade ao longo de sua evolução.</w:t>
+      </w:r>
+      <w:r>
+        <w:rPr>
+          <w:rFonts w:ascii="Arial" w:cs="Arial" w:eastAsia="Arial" w:hAnsi="Arial"/>
+        </w:rPr>
+        <w:drawing>
+          <wp:inline distB="114300" distT="114300" distL="114300" distR="114300">
+            <wp:extent cx="5731200" cy="3581400"/>
+            <wp:effectExtent b="0" l="0" r="0" t="0"/>
+            <wp:docPr id="6" name="image5.png"/>
+            <a:graphic>
+              <a:graphicData uri="http://schemas.openxmlformats.org/drawingml/2006/picture">
+                <pic:pic>
+                  <pic:nvPicPr>
+                    <pic:cNvPr id="0" name="image5.png"/>
+                    <pic:cNvPicPr preferRelativeResize="0"/>
+                  </pic:nvPicPr>
+                  <pic:blipFill>
+                    <a:blip r:embed="rId8"/>
+                    <a:srcRect b="0" l="0" r="0" t="0"/>
+                    <a:stretch>
+                      <a:fillRect/>
+                    </a:stretch>
+                  </pic:blipFill>
+                  <pic:spPr>
+                    <a:xfrm>
+                      <a:off x="0" y="0"/>
+                      <a:ext cx="5731200" cy="3581400"/>
+                    </a:xfrm>
+                    <a:prstGeom prst="rect"/>
+                    <a:ln/>
+                  </pic:spPr>
+                </pic:pic>
+              </a:graphicData>
+            </a:graphic>
+          </wp:inline>
+        </w:drawing>
+      </w:r>
+      <w:r>
+        <w:rPr>
+          <w:rtl w:val="0"/>
+        </w:rPr>
       </w:r>
     </w:p>
     <w:p>
@@ -1492,8 +1568,8 @@
           <w:szCs w:val="26"/>
         </w:rPr>
       </w:pPr>
-      <w:bookmarkStart w:colFirst="0" w:colLast="0" w:name="_f8sdrpaee4p6" w:id="17"/>
-      <w:bookmarkEnd w:id="17"/>
+      <w:bookmarkStart w:colFirst="0" w:colLast="0" w:name="_f8sdrpaee4p6" w:id="16"/>
+      <w:bookmarkEnd w:id="16"/>
       <w:r>
         <w:rPr>
           <w:rFonts w:ascii="Arial" w:cs="Arial" w:eastAsia="Arial" w:hAnsi="Arial"/>
@@ -1532,6 +1608,48 @@
           <w:rtl w:val="0"/>
         </w:rPr>
         <w:t xml:space="preserve">Esse resultado indica que a maioria dos repositórios populares foi atualizada recentemente, demonstrando que esses projetos permanecem ativos e em constante manutenção. Isso sugere que projetos populares tendem a ter desenvolvimento contínuo e comunidades engajadas.</w:t>
+      </w:r>
+      <w:r>
+        <w:rPr>
+          <w:rFonts w:ascii="Arial" w:cs="Arial" w:eastAsia="Arial" w:hAnsi="Arial"/>
+        </w:rPr>
+        <w:drawing>
+          <wp:inline distB="114300" distT="114300" distL="114300" distR="114300">
+            <wp:extent cx="5731200" cy="3581400"/>
+            <wp:effectExtent b="0" l="0" r="0" t="0"/>
+            <wp:docPr id="4" name="image4.png"/>
+            <a:graphic>
+              <a:graphicData uri="http://schemas.openxmlformats.org/drawingml/2006/picture">
+                <pic:pic>
+                  <pic:nvPicPr>
+                    <pic:cNvPr id="0" name="image4.png"/>
+                    <pic:cNvPicPr preferRelativeResize="0"/>
+                  </pic:nvPicPr>
+                  <pic:blipFill>
+                    <a:blip r:embed="rId9"/>
+                    <a:srcRect b="0" l="0" r="0" t="0"/>
+                    <a:stretch>
+                      <a:fillRect/>
+                    </a:stretch>
+                  </pic:blipFill>
+                  <pic:spPr>
+                    <a:xfrm>
+                      <a:off x="0" y="0"/>
+                      <a:ext cx="5731200" cy="3581400"/>
+                    </a:xfrm>
+                    <a:prstGeom prst="rect"/>
+                    <a:ln/>
+                  </pic:spPr>
+                </pic:pic>
+              </a:graphicData>
+            </a:graphic>
+          </wp:inline>
+        </w:drawing>
+      </w:r>
+      <w:r>
+        <w:rPr>
+          <w:rtl w:val="0"/>
+        </w:rPr>
       </w:r>
     </w:p>
     <w:p>
@@ -1545,8 +1663,8 @@
           <w:szCs w:val="26"/>
         </w:rPr>
       </w:pPr>
-      <w:bookmarkStart w:colFirst="0" w:colLast="0" w:name="_2ywi6o21zkoa" w:id="18"/>
-      <w:bookmarkEnd w:id="18"/>
+      <w:bookmarkStart w:colFirst="0" w:colLast="0" w:name="_2ywi6o21zkoa" w:id="17"/>
+      <w:bookmarkEnd w:id="17"/>
       <w:r>
         <w:rPr>
           <w:rFonts w:ascii="Arial" w:cs="Arial" w:eastAsia="Arial" w:hAnsi="Arial"/>
@@ -1748,7 +1866,7 @@
         </w:rPr>
         <w:t xml:space="preserve">Com base na pesquisa </w:t>
       </w:r>
-      <w:hyperlink r:id="rId6">
+      <w:hyperlink r:id="rId10">
         <w:r>
           <w:rPr>
             <w:rFonts w:ascii="Arial" w:cs="Arial" w:eastAsia="Arial" w:hAnsi="Arial"/>
@@ -1766,6 +1884,48 @@
         </w:rPr>
         <w:t xml:space="preserve">, sistemas populares no GitHub são sim desenvolvidos majoritariamente utilizando as linguagens mais populares de 2025. </w:t>
       </w:r>
+      <w:r>
+        <w:rPr>
+          <w:rFonts w:ascii="Arial" w:cs="Arial" w:eastAsia="Arial" w:hAnsi="Arial"/>
+        </w:rPr>
+        <w:drawing>
+          <wp:inline distB="114300" distT="114300" distL="114300" distR="114300">
+            <wp:extent cx="5731200" cy="3441700"/>
+            <wp:effectExtent b="0" l="0" r="0" t="0"/>
+            <wp:docPr id="5" name="image6.png"/>
+            <a:graphic>
+              <a:graphicData uri="http://schemas.openxmlformats.org/drawingml/2006/picture">
+                <pic:pic>
+                  <pic:nvPicPr>
+                    <pic:cNvPr id="0" name="image6.png"/>
+                    <pic:cNvPicPr preferRelativeResize="0"/>
+                  </pic:nvPicPr>
+                  <pic:blipFill>
+                    <a:blip r:embed="rId11"/>
+                    <a:srcRect b="0" l="0" r="0" t="0"/>
+                    <a:stretch>
+                      <a:fillRect/>
+                    </a:stretch>
+                  </pic:blipFill>
+                  <pic:spPr>
+                    <a:xfrm>
+                      <a:off x="0" y="0"/>
+                      <a:ext cx="5731200" cy="3441700"/>
+                    </a:xfrm>
+                    <a:prstGeom prst="rect"/>
+                    <a:ln/>
+                  </pic:spPr>
+                </pic:pic>
+              </a:graphicData>
+            </a:graphic>
+          </wp:inline>
+        </w:drawing>
+      </w:r>
+      <w:r>
+        <w:rPr>
+          <w:rtl w:val="0"/>
+        </w:rPr>
+      </w:r>
     </w:p>
     <w:p>
       <w:pPr>
@@ -1778,8 +1938,8 @@
           <w:szCs w:val="26"/>
         </w:rPr>
       </w:pPr>
-      <w:bookmarkStart w:colFirst="0" w:colLast="0" w:name="_5fptibeai8xc" w:id="19"/>
-      <w:bookmarkEnd w:id="19"/>
+      <w:bookmarkStart w:colFirst="0" w:colLast="0" w:name="_5fptibeai8xc" w:id="18"/>
+      <w:bookmarkEnd w:id="18"/>
       <w:r>
         <w:rPr>
           <w:rFonts w:ascii="Arial" w:cs="Arial" w:eastAsia="Arial" w:hAnsi="Arial"/>
@@ -1819,6 +1979,48 @@
         </w:rPr>
         <w:t xml:space="preserve">Esse valor indica que, em geral, a maior parte das issues abertas nesses projetos acaba sendo resolvida ou fechada ao longo do tempo. Isso sugere que repositórios populares costumam ter boa manutenção e acompanhamento das demandas da comunidade, resolvendo a maioria dos problemas reportados.</w:t>
       </w:r>
+      <w:r>
+        <w:rPr>
+          <w:rFonts w:ascii="Arial" w:cs="Arial" w:eastAsia="Arial" w:hAnsi="Arial"/>
+        </w:rPr>
+        <w:drawing>
+          <wp:inline distB="114300" distT="114300" distL="114300" distR="114300">
+            <wp:extent cx="5731200" cy="3581400"/>
+            <wp:effectExtent b="0" l="0" r="0" t="0"/>
+            <wp:docPr id="1" name="image1.png"/>
+            <a:graphic>
+              <a:graphicData uri="http://schemas.openxmlformats.org/drawingml/2006/picture">
+                <pic:pic>
+                  <pic:nvPicPr>
+                    <pic:cNvPr id="0" name="image1.png"/>
+                    <pic:cNvPicPr preferRelativeResize="0"/>
+                  </pic:nvPicPr>
+                  <pic:blipFill>
+                    <a:blip r:embed="rId12"/>
+                    <a:srcRect b="0" l="0" r="0" t="0"/>
+                    <a:stretch>
+                      <a:fillRect/>
+                    </a:stretch>
+                  </pic:blipFill>
+                  <pic:spPr>
+                    <a:xfrm>
+                      <a:off x="0" y="0"/>
+                      <a:ext cx="5731200" cy="3581400"/>
+                    </a:xfrm>
+                    <a:prstGeom prst="rect"/>
+                    <a:ln/>
+                  </pic:spPr>
+                </pic:pic>
+              </a:graphicData>
+            </a:graphic>
+          </wp:inline>
+        </w:drawing>
+      </w:r>
+      <w:r>
+        <w:rPr>
+          <w:rtl w:val="0"/>
+        </w:rPr>
+      </w:r>
     </w:p>
     <w:p>
       <w:pPr>
@@ -1854,8 +2056,8 @@
           <w:rFonts w:ascii="Arial" w:cs="Arial" w:eastAsia="Arial" w:hAnsi="Arial"/>
         </w:rPr>
       </w:pPr>
-      <w:bookmarkStart w:colFirst="0" w:colLast="0" w:name="_onlc5pqw07qc" w:id="20"/>
-      <w:bookmarkEnd w:id="20"/>
+      <w:bookmarkStart w:colFirst="0" w:colLast="0" w:name="_onlc5pqw07qc" w:id="19"/>
+      <w:bookmarkEnd w:id="19"/>
       <w:r>
         <w:rPr>
           <w:rFonts w:ascii="Arial" w:cs="Arial" w:eastAsia="Arial" w:hAnsi="Arial"/>
